--- a/resume/CV_maheshchandra_hegde_updated.docx
+++ b/resume/CV_maheshchandra_hegde_updated.docx
@@ -49,7 +49,7 @@
                 <w:color w:val="0284C7"/>
                 <w:sz w:val="22"/>
               </w:rPr>
-              <w:t>Fractional CTO | Technical Architect | Creative Technologist</w:t>
+              <w:t>Chief Technology Officer (CTO) | Enterprise Architect | Creative Technologist</w:t>
             </w:r>
           </w:p>
           <w:p>
@@ -164,7 +164,7 @@
           <w:color w:val="0F172A"/>
           <w:sz w:val="19"/>
         </w:rPr>
-        <w:t xml:space="preserve">Versatile Technology Leader, Principal Architect, and Product Strategist </w:t>
+        <w:t xml:space="preserve">Versatile Technology Leader, Enterprise Architect, and Product Strategist </w:t>
       </w:r>
       <w:r>
         <w:rPr>
@@ -185,7 +185,7 @@
           <w:color w:val="334155"/>
           <w:sz w:val="19"/>
         </w:rPr>
-        <w:t>Currently serving as Fractional CTO at eBodhya Technologies (advancing AI-powered Academic Intelligence Operating System for schools) and Founder &amp; CTO at Technoyana Digital Transformation Services, incubating deep-tech product studios including SrushtiLabs (generative 3D asset platforms, VoxelForge AI, Ayam3d) and Twitan (high-reliability sports tournament management OS, Shutlify &amp; Twicket). Proven background executing mission-critical enterprise modernizations (4-year zero-downtime migration of Cisco Stadium Vision Director), clinical ICU software (Philips Healthcare ICCA), and cross-framework UI design systems. Available for fractional leadership, architecture governance, and technical consulting.</w:t>
+        <w:t>Currently serving as Chief Technology Officer (CTO) at eBodhya Technologies, spearheading the platform architecture, AI evaluation engines, and engineering execution for an Academic Intelligence Operating System, alongside leading Technoyana Digital Transformation Services as Founder &amp; CTO (incubating deep-tech product studios including SrushtiLabs' generative 3D platforms, VoxelForge AI, Ayam3d, and Twitan's high-reliability sports SaaS suite, Shutlify &amp; Twicket). Proven background executing mission-critical enterprise modernizations (4-year zero-downtime migration of Cisco Stadium Vision Director), clinical ICU software (Philips Healthcare ICCA), and cross-framework UI design systems.</w:t>
       </w:r>
     </w:p>
     <w:p>
@@ -226,7 +226,7 @@
           <w:color w:val="334155"/>
           <w:sz w:val="18"/>
         </w:rPr>
-        <w:t>Fractional CTO, Technical Architecture, System Modernization, Product Strategy, Agile/Scrum, Mentorship, Engineering Roadmaps</w:t>
+        <w:t>Chief Technology Officer (CTO), Enterprise Architecture, System Modernization, AI Roadmaps, Agile/Scrum, Engineering Governance</w:t>
       </w:r>
     </w:p>
     <w:p>
@@ -374,7 +374,7 @@
           <w:color w:val="0F172A"/>
           <w:sz w:val="20"/>
         </w:rPr>
-        <w:t xml:space="preserve">Fractional Chief Technology Officer (CTO)  |  </w:t>
+        <w:t xml:space="preserve">Chief Technology Officer (CTO)  |  </w:t>
       </w:r>
       <w:r>
         <w:rPr>
@@ -420,7 +420,7 @@
           <w:color w:val="334155"/>
           <w:sz w:val="19"/>
         </w:rPr>
-        <w:t>Drive technical leadership and architectural vision for an interconnected Academic Intelligence OS designed to streamline school operations, curriculum workflows, and assessment processes.</w:t>
+        <w:t>Spearhead the long-term technology vision, system architecture, and product engineering roadmap for eBodhya's proprietary Academic Intelligence Operating System.</w:t>
       </w:r>
     </w:p>
     <w:p>
@@ -434,7 +434,7 @@
           <w:color w:val="334155"/>
           <w:sz w:val="19"/>
         </w:rPr>
-        <w:t>Architect curriculum-aware AI workflows and evaluation engines linking question banks, automated grading, and real-time student analytics into a unified source of truth.</w:t>
+        <w:t>Architect core generative and structured AI evaluation workflows—unifying dynamic question banks, automated grading pipelines, and real-time student learning analytics into an institutional source of truth.</w:t>
       </w:r>
     </w:p>
     <w:p>
@@ -448,7 +448,7 @@
           <w:color w:val="334155"/>
           <w:sz w:val="19"/>
         </w:rPr>
-        <w:t>Establish modular full-stack architecture, scalability guidelines, and automated deployment pipelines, empowering educators and accelerating product-market rollout.</w:t>
+        <w:t>Direct end-to-end cloud infrastructure, API architectures, data protection standards, and CI/CD automation, ensuring high-concurrency reliability and rapid deployment across educational institutions.</w:t>
       </w:r>
     </w:p>
     <w:p>
